--- a/PoliNavis/Entregables/Plan_de_Actividades.docx
+++ b/PoliNavis/Entregables/Plan_de_Actividades.docx
@@ -4,10 +4,58 @@
   <w:body>
     <w:p>
       <w:pPr>
-        <w:pStyle w:val="Title"/>
+        <w:jc w:val="center"/>
       </w:pPr>
       <w:r>
-        <w:t>Plan de Actividades — Anexo 2</w:t>
+        <w:rPr>
+          <w:rFonts w:ascii="Arial" w:hAnsi="Arial"/>
+          <w:b/>
+          <w:sz w:val="30"/>
+        </w:rPr>
+        <w:t>PRACTICA CALIFICADA 1 (PC1) - GAME JAM</w:t>
+      </w:r>
+    </w:p>
+    <w:p>
+      <w:pPr>
+        <w:jc w:val="center"/>
+      </w:pPr>
+      <w:r>
+        <w:rPr>
+          <w:b/>
+          <w:sz w:val="24"/>
+        </w:rPr>
+        <w:t>Plan de Actividades (Anexo 2)</w:t>
+      </w:r>
+    </w:p>
+    <w:p/>
+    <w:p>
+      <w:r>
+        <w:rPr>
+          <w:b/>
+          <w:sz w:val="22"/>
+        </w:rPr>
+        <w:t xml:space="preserve">Curso: </w:t>
+      </w:r>
+      <w:r>
+        <w:rPr>
+          <w:sz w:val="22"/>
+        </w:rPr>
+        <w:t>Algoritmos de Programacion (1ACC0265)</w:t>
+      </w:r>
+    </w:p>
+    <w:p>
+      <w:r>
+        <w:rPr>
+          <w:b/>
+          <w:sz w:val="22"/>
+        </w:rPr>
+        <w:t xml:space="preserve">Proyecto: </w:t>
+      </w:r>
+      <w:r>
+        <w:rPr>
+          <w:sz w:val="22"/>
+        </w:rPr>
+        <w:t>PoliNavis: Viaje Interestelar</w:t>
       </w:r>
     </w:p>
     <w:p>
@@ -15,23 +63,55 @@
         <w:rPr>
           <w:b/>
         </w:rPr>
-        <w:t>PC1: Game Jam — "PoliNavis: Viaje Interestelar"</w:t>
+        <w:t>Integrantes:</w:t>
       </w:r>
     </w:p>
     <w:p>
+      <w:pPr>
+        <w:pStyle w:val="ListBullet"/>
+      </w:pPr>
       <w:r>
-        <w:t>Equipo: Bryan Cordova · Lenin Palomino · Gustavo Arimana · Mustafa Altuntas · Biary Tineo</w:t>
+        <w:t>Mustafa Altuntas</w:t>
       </w:r>
     </w:p>
     <w:p>
+      <w:pPr>
+        <w:pStyle w:val="ListBullet"/>
+      </w:pPr>
       <w:r>
-        <w:t>D1 = sábado 13/06 · D2 = domingo 14/06. (X = trabajó ese día)</w:t>
+        <w:t>Manuel Gustavo Arimana Huachuhillca</w:t>
       </w:r>
     </w:p>
+    <w:p>
+      <w:pPr>
+        <w:pStyle w:val="ListBullet"/>
+      </w:pPr>
+      <w:r>
+        <w:t>Bryan Sebastian Cordova Alfaro</w:t>
+      </w:r>
+    </w:p>
+    <w:p>
+      <w:pPr>
+        <w:pStyle w:val="ListBullet"/>
+      </w:pPr>
+      <w:r>
+        <w:t>Lenin Gabriel Palomino Diaz</w:t>
+      </w:r>
+    </w:p>
+    <w:p>
+      <w:pPr>
+        <w:pStyle w:val="ListBullet"/>
+      </w:pPr>
+      <w:r>
+        <w:t>Biary Edver Tineo Palacios</w:t>
+      </w:r>
+    </w:p>
+    <w:p/>
     <w:tbl>
       <w:tblPr>
         <w:tblStyle w:val="TableGrid"/>
         <w:tblW w:type="auto" w:w="0"/>
+        <w:jc w:val="center"/>
         <w:tblLook w:firstColumn="1" w:firstRow="1" w:lastColumn="0" w:lastRow="0" w:noHBand="0" w:noVBand="1" w:val="04A0"/>
       </w:tblPr>
       <w:tblGrid>
@@ -45,8 +125,8 @@
       <w:tr>
         <w:tc>
           <w:tcPr>
-            <w:tcW w:type="dxa" w:w="576"/>
-            <w:shd w:val="clear" w:fill="1F3864"/>
+            <w:tcW w:type="dxa" w:w="720"/>
+            <w:shd w:val="clear" w:fill="1F4E79"/>
           </w:tcPr>
           <w:p>
             <w:pPr>
@@ -55,9 +135,10 @@
             <w:r/>
             <w:r>
               <w:rPr>
+                <w:rFonts w:ascii="Arial" w:hAnsi="Arial"/>
                 <w:b/>
                 <w:color w:val="FFFFFF"/>
-                <w:sz w:val="18"/>
+                <w:sz w:val="20"/>
               </w:rPr>
               <w:t>N°</w:t>
             </w:r>
@@ -65,8 +146,8 @@
         </w:tc>
         <w:tc>
           <w:tcPr>
-            <w:tcW w:type="dxa" w:w="3888"/>
-            <w:shd w:val="clear" w:fill="1F3864"/>
+            <w:tcW w:type="dxa" w:w="4176"/>
+            <w:shd w:val="clear" w:fill="1F4E79"/>
           </w:tcPr>
           <w:p>
             <w:pPr>
@@ -75,9 +156,10 @@
             <w:r/>
             <w:r>
               <w:rPr>
+                <w:rFonts w:ascii="Arial" w:hAnsi="Arial"/>
                 <w:b/>
                 <w:color w:val="FFFFFF"/>
-                <w:sz w:val="18"/>
+                <w:sz w:val="20"/>
               </w:rPr>
               <w:t>Actividad</w:t>
             </w:r>
@@ -85,8 +167,8 @@
         </w:tc>
         <w:tc>
           <w:tcPr>
-            <w:tcW w:type="dxa" w:w="1440"/>
-            <w:shd w:val="clear" w:fill="1F3864"/>
+            <w:tcW w:type="dxa" w:w="2016"/>
+            <w:shd w:val="clear" w:fill="1F4E79"/>
           </w:tcPr>
           <w:p>
             <w:pPr>
@@ -95,9 +177,10 @@
             <w:r/>
             <w:r>
               <w:rPr>
+                <w:rFonts w:ascii="Arial" w:hAnsi="Arial"/>
                 <w:b/>
                 <w:color w:val="FFFFFF"/>
-                <w:sz w:val="18"/>
+                <w:sz w:val="20"/>
               </w:rPr>
               <w:t>Responsable</w:t>
             </w:r>
@@ -105,8 +188,8 @@
         </w:tc>
         <w:tc>
           <w:tcPr>
-            <w:tcW w:type="dxa" w:w="576"/>
-            <w:shd w:val="clear" w:fill="1F3864"/>
+            <w:tcW w:type="dxa" w:w="864"/>
+            <w:shd w:val="clear" w:fill="1F4E79"/>
           </w:tcPr>
           <w:p>
             <w:pPr>
@@ -115,18 +198,19 @@
             <w:r/>
             <w:r>
               <w:rPr>
+                <w:rFonts w:ascii="Arial" w:hAnsi="Arial"/>
                 <w:b/>
                 <w:color w:val="FFFFFF"/>
-                <w:sz w:val="18"/>
+                <w:sz w:val="20"/>
               </w:rPr>
-              <w:t>D1</w:t>
+              <w:t>Dia 1</w:t>
             </w:r>
           </w:p>
         </w:tc>
         <w:tc>
           <w:tcPr>
-            <w:tcW w:type="dxa" w:w="576"/>
-            <w:shd w:val="clear" w:fill="1F3864"/>
+            <w:tcW w:type="dxa" w:w="864"/>
+            <w:shd w:val="clear" w:fill="1F4E79"/>
           </w:tcPr>
           <w:p>
             <w:pPr>
@@ -135,18 +219,19 @@
             <w:r/>
             <w:r>
               <w:rPr>
+                <w:rFonts w:ascii="Arial" w:hAnsi="Arial"/>
                 <w:b/>
                 <w:color w:val="FFFFFF"/>
-                <w:sz w:val="18"/>
+                <w:sz w:val="20"/>
               </w:rPr>
-              <w:t>D2</w:t>
+              <w:t>Dia 2</w:t>
             </w:r>
           </w:p>
         </w:tc>
         <w:tc>
           <w:tcPr>
-            <w:tcW w:type="dxa" w:w="2880"/>
-            <w:shd w:val="clear" w:fill="1F3864"/>
+            <w:tcW w:type="dxa" w:w="2160"/>
+            <w:shd w:val="clear" w:fill="1F4E79"/>
           </w:tcPr>
           <w:p>
             <w:pPr>
@@ -155,9 +240,10 @@
             <w:r/>
             <w:r>
               <w:rPr>
+                <w:rFonts w:ascii="Arial" w:hAnsi="Arial"/>
                 <w:b/>
                 <w:color w:val="FFFFFF"/>
-                <w:sz w:val="18"/>
+                <w:sz w:val="20"/>
               </w:rPr>
               <w:t>Observaciones</w:t>
             </w:r>
@@ -167,7 +253,7 @@
       <w:tr>
         <w:tc>
           <w:tcPr>
-            <w:tcW w:type="dxa" w:w="576"/>
+            <w:tcW w:type="dxa" w:w="720"/>
           </w:tcPr>
           <w:p>
             <w:pPr>
@@ -176,8 +262,9 @@
             <w:r/>
             <w:r>
               <w:rPr>
+                <w:rFonts w:ascii="Arial" w:hAnsi="Arial"/>
                 <w:b w:val="0"/>
-                <w:sz w:val="17"/>
+                <w:sz w:val="20"/>
               </w:rPr>
               <w:t>1</w:t>
             </w:r>
@@ -185,7 +272,7 @@
         </w:tc>
         <w:tc>
           <w:tcPr>
-            <w:tcW w:type="dxa" w:w="3888"/>
+            <w:tcW w:type="dxa" w:w="4176"/>
           </w:tcPr>
           <w:p>
             <w:pPr>
@@ -194,16 +281,17 @@
             <w:r/>
             <w:r>
               <w:rPr>
+                <w:rFonts w:ascii="Arial" w:hAnsi="Arial"/>
                 <w:b w:val="0"/>
-                <w:sz w:val="17"/>
+                <w:sz w:val="20"/>
               </w:rPr>
-              <w:t>Diseño del diagrama de clases (POO)</w:t>
+              <w:t>Nivel 1 - desarrollo del juego (avance)</w:t>
             </w:r>
           </w:p>
         </w:tc>
         <w:tc>
           <w:tcPr>
-            <w:tcW w:type="dxa" w:w="1440"/>
+            <w:tcW w:type="dxa" w:w="2016"/>
           </w:tcPr>
           <w:p>
             <w:pPr>
@@ -212,16 +300,17 @@
             <w:r/>
             <w:r>
               <w:rPr>
+                <w:rFonts w:ascii="Arial" w:hAnsi="Arial"/>
                 <w:b w:val="0"/>
-                <w:sz w:val="17"/>
+                <w:sz w:val="20"/>
               </w:rPr>
-              <w:t>Lenin</w:t>
+              <w:t>Gustavo / Todos</w:t>
             </w:r>
           </w:p>
         </w:tc>
         <w:tc>
           <w:tcPr>
-            <w:tcW w:type="dxa" w:w="576"/>
+            <w:tcW w:type="dxa" w:w="864"/>
           </w:tcPr>
           <w:p>
             <w:pPr>
@@ -230,8 +319,9 @@
             <w:r/>
             <w:r>
               <w:rPr>
+                <w:rFonts w:ascii="Arial" w:hAnsi="Arial"/>
                 <w:b w:val="0"/>
-                <w:sz w:val="17"/>
+                <w:sz w:val="20"/>
               </w:rPr>
               <w:t>X</w:t>
             </w:r>
@@ -239,7 +329,7 @@
         </w:tc>
         <w:tc>
           <w:tcPr>
-            <w:tcW w:type="dxa" w:w="576"/>
+            <w:tcW w:type="dxa" w:w="864"/>
           </w:tcPr>
           <w:p>
             <w:pPr>
@@ -248,8 +338,9 @@
             <w:r/>
             <w:r>
               <w:rPr>
+                <w:rFonts w:ascii="Arial" w:hAnsi="Arial"/>
                 <w:b w:val="0"/>
-                <w:sz w:val="17"/>
+                <w:sz w:val="20"/>
               </w:rPr>
               <w:t>X</w:t>
             </w:r>
@@ -257,7 +348,47 @@
         </w:tc>
         <w:tc>
           <w:tcPr>
-            <w:tcW w:type="dxa" w:w="2880"/>
+            <w:tcW w:type="dxa" w:w="2160"/>
+          </w:tcPr>
+          <w:p>
+            <w:pPr>
+              <w:jc w:val="center"/>
+            </w:pPr>
+            <w:r/>
+            <w:r>
+              <w:rPr>
+                <w:rFonts w:ascii="Arial" w:hAnsi="Arial"/>
+                <w:b w:val="0"/>
+                <w:sz w:val="20"/>
+              </w:rPr>
+              <w:t>CUMPLIDO</w:t>
+            </w:r>
+          </w:p>
+        </w:tc>
+      </w:tr>
+      <w:tr>
+        <w:tc>
+          <w:tcPr>
+            <w:tcW w:type="dxa" w:w="720"/>
+          </w:tcPr>
+          <w:p>
+            <w:pPr>
+              <w:jc w:val="center"/>
+            </w:pPr>
+            <w:r/>
+            <w:r>
+              <w:rPr>
+                <w:rFonts w:ascii="Arial" w:hAnsi="Arial"/>
+                <w:b w:val="0"/>
+                <w:sz w:val="20"/>
+              </w:rPr>
+              <w:t>2</w:t>
+            </w:r>
+          </w:p>
+        </w:tc>
+        <w:tc>
+          <w:tcPr>
+            <w:tcW w:type="dxa" w:w="4176"/>
           </w:tcPr>
           <w:p>
             <w:pPr>
@@ -266,18 +397,36 @@
             <w:r/>
             <w:r>
               <w:rPr>
+                <w:rFonts w:ascii="Arial" w:hAnsi="Arial"/>
                 <w:b w:val="0"/>
-                <w:sz w:val="17"/>
+                <w:sz w:val="20"/>
               </w:rPr>
-              <w:t>Cumplido</w:t>
+              <w:t>Instrucciones</w:t>
             </w:r>
           </w:p>
         </w:tc>
-      </w:tr>
-      <w:tr>
         <w:tc>
           <w:tcPr>
-            <w:tcW w:type="dxa" w:w="576"/>
+            <w:tcW w:type="dxa" w:w="2016"/>
+          </w:tcPr>
+          <w:p>
+            <w:pPr>
+              <w:jc w:val="left"/>
+            </w:pPr>
+            <w:r/>
+            <w:r>
+              <w:rPr>
+                <w:rFonts w:ascii="Arial" w:hAnsi="Arial"/>
+                <w:b w:val="0"/>
+                <w:sz w:val="20"/>
+              </w:rPr>
+              <w:t>Bryan</w:t>
+            </w:r>
+          </w:p>
+        </w:tc>
+        <w:tc>
+          <w:tcPr>
+            <w:tcW w:type="dxa" w:w="864"/>
           </w:tcPr>
           <w:p>
             <w:pPr>
@@ -286,16 +435,75 @@
             <w:r/>
             <w:r>
               <w:rPr>
+                <w:rFonts w:ascii="Arial" w:hAnsi="Arial"/>
                 <w:b w:val="0"/>
-                <w:sz w:val="17"/>
+                <w:sz w:val="20"/>
               </w:rPr>
-              <w:t>2</w:t>
+              <w:t>X</w:t>
             </w:r>
           </w:p>
         </w:tc>
         <w:tc>
           <w:tcPr>
-            <w:tcW w:type="dxa" w:w="3888"/>
+            <w:tcW w:type="dxa" w:w="864"/>
+          </w:tcPr>
+          <w:p>
+            <w:pPr>
+              <w:jc w:val="center"/>
+            </w:pPr>
+            <w:r/>
+            <w:r>
+              <w:rPr>
+                <w:rFonts w:ascii="Arial" w:hAnsi="Arial"/>
+                <w:b w:val="0"/>
+                <w:sz w:val="20"/>
+              </w:rPr>
+            </w:r>
+          </w:p>
+        </w:tc>
+        <w:tc>
+          <w:tcPr>
+            <w:tcW w:type="dxa" w:w="2160"/>
+          </w:tcPr>
+          <w:p>
+            <w:pPr>
+              <w:jc w:val="center"/>
+            </w:pPr>
+            <w:r/>
+            <w:r>
+              <w:rPr>
+                <w:rFonts w:ascii="Arial" w:hAnsi="Arial"/>
+                <w:b w:val="0"/>
+                <w:sz w:val="20"/>
+              </w:rPr>
+              <w:t>CUMPLIDO</w:t>
+            </w:r>
+          </w:p>
+        </w:tc>
+      </w:tr>
+      <w:tr>
+        <w:tc>
+          <w:tcPr>
+            <w:tcW w:type="dxa" w:w="720"/>
+          </w:tcPr>
+          <w:p>
+            <w:pPr>
+              <w:jc w:val="center"/>
+            </w:pPr>
+            <w:r/>
+            <w:r>
+              <w:rPr>
+                <w:rFonts w:ascii="Arial" w:hAnsi="Arial"/>
+                <w:b w:val="0"/>
+                <w:sz w:val="20"/>
+              </w:rPr>
+              <w:t>3</w:t>
+            </w:r>
+          </w:p>
+        </w:tc>
+        <w:tc>
+          <w:tcPr>
+            <w:tcW w:type="dxa" w:w="4176"/>
           </w:tcPr>
           <w:p>
             <w:pPr>
@@ -304,16 +512,17 @@
             <w:r/>
             <w:r>
               <w:rPr>
+                <w:rFonts w:ascii="Arial" w:hAnsi="Arial"/>
                 <w:b w:val="0"/>
-                <w:sz w:val="17"/>
+                <w:sz w:val="20"/>
               </w:rPr>
-              <w:t>Clase base abstracta Entidad y herencias</w:t>
+              <w:t>Creditos</w:t>
             </w:r>
           </w:p>
         </w:tc>
         <w:tc>
           <w:tcPr>
-            <w:tcW w:type="dxa" w:w="1440"/>
+            <w:tcW w:type="dxa" w:w="2016"/>
           </w:tcPr>
           <w:p>
             <w:pPr>
@@ -322,8 +531,9 @@
             <w:r/>
             <w:r>
               <w:rPr>
+                <w:rFonts w:ascii="Arial" w:hAnsi="Arial"/>
                 <w:b w:val="0"/>
-                <w:sz w:val="17"/>
+                <w:sz w:val="20"/>
               </w:rPr>
               <w:t>Lenin</w:t>
             </w:r>
@@ -331,7 +541,7 @@
         </w:tc>
         <w:tc>
           <w:tcPr>
-            <w:tcW w:type="dxa" w:w="576"/>
+            <w:tcW w:type="dxa" w:w="864"/>
           </w:tcPr>
           <w:p>
             <w:pPr>
@@ -340,8 +550,9 @@
             <w:r/>
             <w:r>
               <w:rPr>
+                <w:rFonts w:ascii="Arial" w:hAnsi="Arial"/>
                 <w:b w:val="0"/>
-                <w:sz w:val="17"/>
+                <w:sz w:val="20"/>
               </w:rPr>
               <w:t>X</w:t>
             </w:r>
@@ -349,7 +560,7 @@
         </w:tc>
         <w:tc>
           <w:tcPr>
-            <w:tcW w:type="dxa" w:w="576"/>
+            <w:tcW w:type="dxa" w:w="864"/>
           </w:tcPr>
           <w:p>
             <w:pPr>
@@ -358,15 +569,56 @@
             <w:r/>
             <w:r>
               <w:rPr>
+                <w:rFonts w:ascii="Arial" w:hAnsi="Arial"/>
                 <w:b w:val="0"/>
-                <w:sz w:val="17"/>
+                <w:sz w:val="20"/>
               </w:rPr>
             </w:r>
           </w:p>
         </w:tc>
         <w:tc>
           <w:tcPr>
-            <w:tcW w:type="dxa" w:w="2880"/>
+            <w:tcW w:type="dxa" w:w="2160"/>
+          </w:tcPr>
+          <w:p>
+            <w:pPr>
+              <w:jc w:val="center"/>
+            </w:pPr>
+            <w:r/>
+            <w:r>
+              <w:rPr>
+                <w:rFonts w:ascii="Arial" w:hAnsi="Arial"/>
+                <w:b w:val="0"/>
+                <w:sz w:val="20"/>
+              </w:rPr>
+              <w:t>CUMPLIDO</w:t>
+            </w:r>
+          </w:p>
+        </w:tc>
+      </w:tr>
+      <w:tr>
+        <w:tc>
+          <w:tcPr>
+            <w:tcW w:type="dxa" w:w="720"/>
+          </w:tcPr>
+          <w:p>
+            <w:pPr>
+              <w:jc w:val="center"/>
+            </w:pPr>
+            <w:r/>
+            <w:r>
+              <w:rPr>
+                <w:rFonts w:ascii="Arial" w:hAnsi="Arial"/>
+                <w:b w:val="0"/>
+                <w:sz w:val="20"/>
+              </w:rPr>
+              <w:t>4</w:t>
+            </w:r>
+          </w:p>
+        </w:tc>
+        <w:tc>
+          <w:tcPr>
+            <w:tcW w:type="dxa" w:w="4176"/>
           </w:tcPr>
           <w:p>
             <w:pPr>
@@ -375,18 +627,36 @@
             <w:r/>
             <w:r>
               <w:rPr>
+                <w:rFonts w:ascii="Arial" w:hAnsi="Arial"/>
                 <w:b w:val="0"/>
-                <w:sz w:val="17"/>
+                <w:sz w:val="20"/>
               </w:rPr>
-              <w:t>Cumplido</w:t>
+              <w:t>Plan de actividades</w:t>
             </w:r>
           </w:p>
         </w:tc>
-      </w:tr>
-      <w:tr>
         <w:tc>
           <w:tcPr>
-            <w:tcW w:type="dxa" w:w="576"/>
+            <w:tcW w:type="dxa" w:w="2016"/>
+          </w:tcPr>
+          <w:p>
+            <w:pPr>
+              <w:jc w:val="left"/>
+            </w:pPr>
+            <w:r/>
+            <w:r>
+              <w:rPr>
+                <w:rFonts w:ascii="Arial" w:hAnsi="Arial"/>
+                <w:b w:val="0"/>
+                <w:sz w:val="20"/>
+              </w:rPr>
+              <w:t>Biary</w:t>
+            </w:r>
+          </w:p>
+        </w:tc>
+        <w:tc>
+          <w:tcPr>
+            <w:tcW w:type="dxa" w:w="864"/>
           </w:tcPr>
           <w:p>
             <w:pPr>
@@ -395,16 +665,75 @@
             <w:r/>
             <w:r>
               <w:rPr>
+                <w:rFonts w:ascii="Arial" w:hAnsi="Arial"/>
                 <w:b w:val="0"/>
-                <w:sz w:val="17"/>
+                <w:sz w:val="20"/>
               </w:rPr>
-              <w:t>3</w:t>
             </w:r>
           </w:p>
         </w:tc>
         <w:tc>
           <w:tcPr>
-            <w:tcW w:type="dxa" w:w="3888"/>
+            <w:tcW w:type="dxa" w:w="864"/>
+          </w:tcPr>
+          <w:p>
+            <w:pPr>
+              <w:jc w:val="center"/>
+            </w:pPr>
+            <w:r/>
+            <w:r>
+              <w:rPr>
+                <w:rFonts w:ascii="Arial" w:hAnsi="Arial"/>
+                <w:b w:val="0"/>
+                <w:sz w:val="20"/>
+              </w:rPr>
+              <w:t>X</w:t>
+            </w:r>
+          </w:p>
+        </w:tc>
+        <w:tc>
+          <w:tcPr>
+            <w:tcW w:type="dxa" w:w="2160"/>
+          </w:tcPr>
+          <w:p>
+            <w:pPr>
+              <w:jc w:val="center"/>
+            </w:pPr>
+            <w:r/>
+            <w:r>
+              <w:rPr>
+                <w:rFonts w:ascii="Arial" w:hAnsi="Arial"/>
+                <w:b w:val="0"/>
+                <w:sz w:val="20"/>
+              </w:rPr>
+              <w:t>CUMPLIDO</w:t>
+            </w:r>
+          </w:p>
+        </w:tc>
+      </w:tr>
+      <w:tr>
+        <w:tc>
+          <w:tcPr>
+            <w:tcW w:type="dxa" w:w="720"/>
+          </w:tcPr>
+          <w:p>
+            <w:pPr>
+              <w:jc w:val="center"/>
+            </w:pPr>
+            <w:r/>
+            <w:r>
+              <w:rPr>
+                <w:rFonts w:ascii="Arial" w:hAnsi="Arial"/>
+                <w:b w:val="0"/>
+                <w:sz w:val="20"/>
+              </w:rPr>
+              <w:t>5</w:t>
+            </w:r>
+          </w:p>
+        </w:tc>
+        <w:tc>
+          <w:tcPr>
+            <w:tcW w:type="dxa" w:w="4176"/>
           </w:tcPr>
           <w:p>
             <w:pPr>
@@ -413,16 +742,17 @@
             <w:r/>
             <w:r>
               <w:rPr>
+                <w:rFonts w:ascii="Arial" w:hAnsi="Arial"/>
                 <w:b w:val="0"/>
-                <w:sz w:val="17"/>
+                <w:sz w:val="20"/>
               </w:rPr>
-              <w:t>Clase controladora Juego (integra todo)</w:t>
+              <w:t>UML (diagrama de clases)</w:t>
             </w:r>
           </w:p>
         </w:tc>
         <w:tc>
           <w:tcPr>
-            <w:tcW w:type="dxa" w:w="1440"/>
+            <w:tcW w:type="dxa" w:w="2016"/>
           </w:tcPr>
           <w:p>
             <w:pPr>
@@ -431,16 +761,17 @@
             <w:r/>
             <w:r>
               <w:rPr>
+                <w:rFonts w:ascii="Arial" w:hAnsi="Arial"/>
                 <w:b w:val="0"/>
-                <w:sz w:val="17"/>
+                <w:sz w:val="20"/>
               </w:rPr>
-              <w:t>Bryan</w:t>
+              <w:t>Mustafa</w:t>
             </w:r>
           </w:p>
         </w:tc>
         <w:tc>
           <w:tcPr>
-            <w:tcW w:type="dxa" w:w="576"/>
+            <w:tcW w:type="dxa" w:w="864"/>
           </w:tcPr>
           <w:p>
             <w:pPr>
@@ -449,8 +780,9 @@
             <w:r/>
             <w:r>
               <w:rPr>
+                <w:rFonts w:ascii="Arial" w:hAnsi="Arial"/>
                 <w:b w:val="0"/>
-                <w:sz w:val="17"/>
+                <w:sz w:val="20"/>
               </w:rPr>
               <w:t>X</w:t>
             </w:r>
@@ -458,7 +790,7 @@
         </w:tc>
         <w:tc>
           <w:tcPr>
-            <w:tcW w:type="dxa" w:w="576"/>
+            <w:tcW w:type="dxa" w:w="864"/>
           </w:tcPr>
           <w:p>
             <w:pPr>
@@ -467,8 +799,9 @@
             <w:r/>
             <w:r>
               <w:rPr>
+                <w:rFonts w:ascii="Arial" w:hAnsi="Arial"/>
                 <w:b w:val="0"/>
-                <w:sz w:val="17"/>
+                <w:sz w:val="20"/>
               </w:rPr>
               <w:t>X</w:t>
             </w:r>
@@ -476,7 +809,47 @@
         </w:tc>
         <w:tc>
           <w:tcPr>
-            <w:tcW w:type="dxa" w:w="2880"/>
+            <w:tcW w:type="dxa" w:w="2160"/>
+          </w:tcPr>
+          <w:p>
+            <w:pPr>
+              <w:jc w:val="center"/>
+            </w:pPr>
+            <w:r/>
+            <w:r>
+              <w:rPr>
+                <w:rFonts w:ascii="Arial" w:hAnsi="Arial"/>
+                <w:b w:val="0"/>
+                <w:sz w:val="20"/>
+              </w:rPr>
+              <w:t>CUMPLIDO</w:t>
+            </w:r>
+          </w:p>
+        </w:tc>
+      </w:tr>
+      <w:tr>
+        <w:tc>
+          <w:tcPr>
+            <w:tcW w:type="dxa" w:w="720"/>
+          </w:tcPr>
+          <w:p>
+            <w:pPr>
+              <w:jc w:val="center"/>
+            </w:pPr>
+            <w:r/>
+            <w:r>
+              <w:rPr>
+                <w:rFonts w:ascii="Arial" w:hAnsi="Arial"/>
+                <w:b w:val="0"/>
+                <w:sz w:val="20"/>
+              </w:rPr>
+              <w:t>6</w:t>
+            </w:r>
+          </w:p>
+        </w:tc>
+        <w:tc>
+          <w:tcPr>
+            <w:tcW w:type="dxa" w:w="4176"/>
           </w:tcPr>
           <w:p>
             <w:pPr>
@@ -485,18 +858,36 @@
             <w:r/>
             <w:r>
               <w:rPr>
+                <w:rFonts w:ascii="Arial" w:hAnsi="Arial"/>
                 <w:b w:val="0"/>
-                <w:sz w:val="17"/>
+                <w:sz w:val="20"/>
               </w:rPr>
-              <w:t>Cumplido</w:t>
+              <w:t>Pruebas integrales y video</w:t>
             </w:r>
           </w:p>
         </w:tc>
-      </w:tr>
-      <w:tr>
         <w:tc>
           <w:tcPr>
-            <w:tcW w:type="dxa" w:w="576"/>
+            <w:tcW w:type="dxa" w:w="2016"/>
+          </w:tcPr>
+          <w:p>
+            <w:pPr>
+              <w:jc w:val="left"/>
+            </w:pPr>
+            <w:r/>
+            <w:r>
+              <w:rPr>
+                <w:rFonts w:ascii="Arial" w:hAnsi="Arial"/>
+                <w:b w:val="0"/>
+                <w:sz w:val="20"/>
+              </w:rPr>
+              <w:t>Todos</w:t>
+            </w:r>
+          </w:p>
+        </w:tc>
+        <w:tc>
+          <w:tcPr>
+            <w:tcW w:type="dxa" w:w="864"/>
           </w:tcPr>
           <w:p>
             <w:pPr>
@@ -505,52 +896,16 @@
             <w:r/>
             <w:r>
               <w:rPr>
+                <w:rFonts w:ascii="Arial" w:hAnsi="Arial"/>
                 <w:b w:val="0"/>
-                <w:sz w:val="17"/>
+                <w:sz w:val="20"/>
               </w:rPr>
-              <w:t>4</w:t>
             </w:r>
           </w:p>
         </w:tc>
         <w:tc>
           <w:tcPr>
-            <w:tcW w:type="dxa" w:w="3888"/>
-          </w:tcPr>
-          <w:p>
-            <w:pPr>
-              <w:jc w:val="left"/>
-            </w:pPr>
-            <w:r/>
-            <w:r>
-              <w:rPr>
-                <w:b w:val="0"/>
-                <w:sz w:val="17"/>
-              </w:rPr>
-              <w:t>Nave con polígonos/líneas y movimiento A→B</w:t>
-            </w:r>
-          </w:p>
-        </w:tc>
-        <w:tc>
-          <w:tcPr>
-            <w:tcW w:type="dxa" w:w="1440"/>
-          </w:tcPr>
-          <w:p>
-            <w:pPr>
-              <w:jc w:val="left"/>
-            </w:pPr>
-            <w:r/>
-            <w:r>
-              <w:rPr>
-                <w:b w:val="0"/>
-                <w:sz w:val="17"/>
-              </w:rPr>
-              <w:t>Gustavo</w:t>
-            </w:r>
-          </w:p>
-        </w:tc>
-        <w:tc>
-          <w:tcPr>
-            <w:tcW w:type="dxa" w:w="576"/>
+            <w:tcW w:type="dxa" w:w="864"/>
           </w:tcPr>
           <w:p>
             <w:pPr>
@@ -559,8 +914,9 @@
             <w:r/>
             <w:r>
               <w:rPr>
+                <w:rFonts w:ascii="Arial" w:hAnsi="Arial"/>
                 <w:b w:val="0"/>
-                <w:sz w:val="17"/>
+                <w:sz w:val="20"/>
               </w:rPr>
               <w:t>X</w:t>
             </w:r>
@@ -568,7 +924,7 @@
         </w:tc>
         <w:tc>
           <w:tcPr>
-            <w:tcW w:type="dxa" w:w="576"/>
+            <w:tcW w:type="dxa" w:w="2160"/>
           </w:tcPr>
           <w:p>
             <w:pPr>
@@ -577,1752 +933,31 @@
             <w:r/>
             <w:r>
               <w:rPr>
+                <w:rFonts w:ascii="Arial" w:hAnsi="Arial"/>
                 <w:b w:val="0"/>
-                <w:sz w:val="17"/>
+                <w:sz w:val="20"/>
               </w:rPr>
-            </w:r>
-          </w:p>
-        </w:tc>
-        <w:tc>
-          <w:tcPr>
-            <w:tcW w:type="dxa" w:w="2880"/>
-          </w:tcPr>
-          <w:p>
-            <w:pPr>
-              <w:jc w:val="left"/>
-            </w:pPr>
-            <w:r/>
-            <w:r>
-              <w:rPr>
-                <w:b w:val="0"/>
-                <w:sz w:val="17"/>
-              </w:rPr>
-              <w:t>Cumplido</w:t>
-            </w:r>
-          </w:p>
-        </w:tc>
-      </w:tr>
-      <w:tr>
-        <w:tc>
-          <w:tcPr>
-            <w:tcW w:type="dxa" w:w="576"/>
-          </w:tcPr>
-          <w:p>
-            <w:pPr>
-              <w:jc w:val="center"/>
-            </w:pPr>
-            <w:r/>
-            <w:r>
-              <w:rPr>
-                <w:b w:val="0"/>
-                <w:sz w:val="17"/>
-              </w:rPr>
-              <w:t>5</w:t>
-            </w:r>
-          </w:p>
-        </w:tc>
-        <w:tc>
-          <w:tcPr>
-            <w:tcW w:type="dxa" w:w="3888"/>
-          </w:tcPr>
-          <w:p>
-            <w:pPr>
-              <w:jc w:val="left"/>
-            </w:pPr>
-            <w:r/>
-            <w:r>
-              <w:rPr>
-                <w:b w:val="0"/>
-                <w:sz w:val="17"/>
-              </w:rPr>
-              <w:t>Planetas: rotación y traslación</w:t>
-            </w:r>
-          </w:p>
-        </w:tc>
-        <w:tc>
-          <w:tcPr>
-            <w:tcW w:type="dxa" w:w="1440"/>
-          </w:tcPr>
-          <w:p>
-            <w:pPr>
-              <w:jc w:val="left"/>
-            </w:pPr>
-            <w:r/>
-            <w:r>
-              <w:rPr>
-                <w:b w:val="0"/>
-                <w:sz w:val="17"/>
-              </w:rPr>
-              <w:t>Lenin</w:t>
-            </w:r>
-          </w:p>
-        </w:tc>
-        <w:tc>
-          <w:tcPr>
-            <w:tcW w:type="dxa" w:w="576"/>
-          </w:tcPr>
-          <w:p>
-            <w:pPr>
-              <w:jc w:val="center"/>
-            </w:pPr>
-            <w:r/>
-            <w:r>
-              <w:rPr>
-                <w:b w:val="0"/>
-                <w:sz w:val="17"/>
-              </w:rPr>
-              <w:t>X</w:t>
-            </w:r>
-          </w:p>
-        </w:tc>
-        <w:tc>
-          <w:tcPr>
-            <w:tcW w:type="dxa" w:w="576"/>
-          </w:tcPr>
-          <w:p>
-            <w:pPr>
-              <w:jc w:val="center"/>
-            </w:pPr>
-            <w:r/>
-            <w:r>
-              <w:rPr>
-                <w:b w:val="0"/>
-                <w:sz w:val="17"/>
-              </w:rPr>
-              <w:t>X</w:t>
-            </w:r>
-          </w:p>
-        </w:tc>
-        <w:tc>
-          <w:tcPr>
-            <w:tcW w:type="dxa" w:w="2880"/>
-          </w:tcPr>
-          <w:p>
-            <w:pPr>
-              <w:jc w:val="left"/>
-            </w:pPr>
-            <w:r/>
-            <w:r>
-              <w:rPr>
-                <w:b w:val="0"/>
-                <w:sz w:val="17"/>
-              </w:rPr>
-              <w:t>Cumplido — Tierra y Saturno incluidos</w:t>
-            </w:r>
-          </w:p>
-        </w:tc>
-      </w:tr>
-      <w:tr>
-        <w:tc>
-          <w:tcPr>
-            <w:tcW w:type="dxa" w:w="576"/>
-          </w:tcPr>
-          <w:p>
-            <w:pPr>
-              <w:jc w:val="center"/>
-            </w:pPr>
-            <w:r/>
-            <w:r>
-              <w:rPr>
-                <w:b w:val="0"/>
-                <w:sz w:val="17"/>
-              </w:rPr>
-              <w:t>6</w:t>
-            </w:r>
-          </w:p>
-        </w:tc>
-        <w:tc>
-          <w:tcPr>
-            <w:tcW w:type="dxa" w:w="3888"/>
-          </w:tcPr>
-          <w:p>
-            <w:pPr>
-              <w:jc w:val="left"/>
-            </w:pPr>
-            <w:r/>
-            <w:r>
-              <w:rPr>
-                <w:b w:val="0"/>
-                <w:sz w:val="17"/>
-              </w:rPr>
-              <w:t>Cometas y asteroides aleatorios (Nivel 1)</w:t>
-            </w:r>
-          </w:p>
-        </w:tc>
-        <w:tc>
-          <w:tcPr>
-            <w:tcW w:type="dxa" w:w="1440"/>
-          </w:tcPr>
-          <w:p>
-            <w:pPr>
-              <w:jc w:val="left"/>
-            </w:pPr>
-            <w:r/>
-            <w:r>
-              <w:rPr>
-                <w:b w:val="0"/>
-                <w:sz w:val="17"/>
-              </w:rPr>
-              <w:t>Mustafa</w:t>
-            </w:r>
-          </w:p>
-        </w:tc>
-        <w:tc>
-          <w:tcPr>
-            <w:tcW w:type="dxa" w:w="576"/>
-          </w:tcPr>
-          <w:p>
-            <w:pPr>
-              <w:jc w:val="center"/>
-            </w:pPr>
-            <w:r/>
-            <w:r>
-              <w:rPr>
-                <w:b w:val="0"/>
-                <w:sz w:val="17"/>
-              </w:rPr>
-              <w:t>X</w:t>
-            </w:r>
-          </w:p>
-        </w:tc>
-        <w:tc>
-          <w:tcPr>
-            <w:tcW w:type="dxa" w:w="576"/>
-          </w:tcPr>
-          <w:p>
-            <w:pPr>
-              <w:jc w:val="center"/>
-            </w:pPr>
-            <w:r/>
-            <w:r>
-              <w:rPr>
-                <w:b w:val="0"/>
-                <w:sz w:val="17"/>
-              </w:rPr>
-            </w:r>
-          </w:p>
-        </w:tc>
-        <w:tc>
-          <w:tcPr>
-            <w:tcW w:type="dxa" w:w="2880"/>
-          </w:tcPr>
-          <w:p>
-            <w:pPr>
-              <w:jc w:val="left"/>
-            </w:pPr>
-            <w:r/>
-            <w:r>
-              <w:rPr>
-                <w:b w:val="0"/>
-                <w:sz w:val="17"/>
-              </w:rPr>
-              <w:t>Cumplido</w:t>
-            </w:r>
-          </w:p>
-        </w:tc>
-      </w:tr>
-      <w:tr>
-        <w:tc>
-          <w:tcPr>
-            <w:tcW w:type="dxa" w:w="576"/>
-          </w:tcPr>
-          <w:p>
-            <w:pPr>
-              <w:jc w:val="center"/>
-            </w:pPr>
-            <w:r/>
-            <w:r>
-              <w:rPr>
-                <w:b w:val="0"/>
-                <w:sz w:val="17"/>
-              </w:rPr>
-              <w:t>7</w:t>
-            </w:r>
-          </w:p>
-        </w:tc>
-        <w:tc>
-          <w:tcPr>
-            <w:tcW w:type="dxa" w:w="3888"/>
-          </w:tcPr>
-          <w:p>
-            <w:pPr>
-              <w:jc w:val="left"/>
-            </w:pPr>
-            <w:r/>
-            <w:r>
-              <w:rPr>
-                <w:b w:val="0"/>
-                <w:sz w:val="17"/>
-              </w:rPr>
-              <w:t>Colisiones → regreso al Punto A + contador</w:t>
-            </w:r>
-          </w:p>
-        </w:tc>
-        <w:tc>
-          <w:tcPr>
-            <w:tcW w:type="dxa" w:w="1440"/>
-          </w:tcPr>
-          <w:p>
-            <w:pPr>
-              <w:jc w:val="left"/>
-            </w:pPr>
-            <w:r/>
-            <w:r>
-              <w:rPr>
-                <w:b w:val="0"/>
-                <w:sz w:val="17"/>
-              </w:rPr>
-              <w:t>Bryan</w:t>
-            </w:r>
-          </w:p>
-        </w:tc>
-        <w:tc>
-          <w:tcPr>
-            <w:tcW w:type="dxa" w:w="576"/>
-          </w:tcPr>
-          <w:p>
-            <w:pPr>
-              <w:jc w:val="center"/>
-            </w:pPr>
-            <w:r/>
-            <w:r>
-              <w:rPr>
-                <w:b w:val="0"/>
-                <w:sz w:val="17"/>
-              </w:rPr>
-              <w:t>X</w:t>
-            </w:r>
-          </w:p>
-        </w:tc>
-        <w:tc>
-          <w:tcPr>
-            <w:tcW w:type="dxa" w:w="576"/>
-          </w:tcPr>
-          <w:p>
-            <w:pPr>
-              <w:jc w:val="center"/>
-            </w:pPr>
-            <w:r/>
-            <w:r>
-              <w:rPr>
-                <w:b w:val="0"/>
-                <w:sz w:val="17"/>
-              </w:rPr>
-              <w:t>X</w:t>
-            </w:r>
-          </w:p>
-        </w:tc>
-        <w:tc>
-          <w:tcPr>
-            <w:tcW w:type="dxa" w:w="2880"/>
-          </w:tcPr>
-          <w:p>
-            <w:pPr>
-              <w:jc w:val="left"/>
-            </w:pPr>
-            <w:r/>
-            <w:r>
-              <w:rPr>
-                <w:b w:val="0"/>
-                <w:sz w:val="17"/>
-              </w:rPr>
-              <w:t>Cumplido</w:t>
-            </w:r>
-          </w:p>
-        </w:tc>
-      </w:tr>
-      <w:tr>
-        <w:tc>
-          <w:tcPr>
-            <w:tcW w:type="dxa" w:w="576"/>
-          </w:tcPr>
-          <w:p>
-            <w:pPr>
-              <w:jc w:val="center"/>
-            </w:pPr>
-            <w:r/>
-            <w:r>
-              <w:rPr>
-                <w:b w:val="0"/>
-                <w:sz w:val="17"/>
-              </w:rPr>
-              <w:t>8</w:t>
-            </w:r>
-          </w:p>
-        </w:tc>
-        <w:tc>
-          <w:tcPr>
-            <w:tcW w:type="dxa" w:w="3888"/>
-          </w:tcPr>
-          <w:p>
-            <w:pPr>
-              <w:jc w:val="left"/>
-            </w:pPr>
-            <w:r/>
-            <w:r>
-              <w:rPr>
-                <w:b w:val="0"/>
-                <w:sz w:val="17"/>
-              </w:rPr>
-              <w:t>Panel de control (tiempo, colisiones, energía, vidas)</w:t>
-            </w:r>
-          </w:p>
-        </w:tc>
-        <w:tc>
-          <w:tcPr>
-            <w:tcW w:type="dxa" w:w="1440"/>
-          </w:tcPr>
-          <w:p>
-            <w:pPr>
-              <w:jc w:val="left"/>
-            </w:pPr>
-            <w:r/>
-            <w:r>
-              <w:rPr>
-                <w:b w:val="0"/>
-                <w:sz w:val="17"/>
-              </w:rPr>
-              <w:t>Gustavo</w:t>
-            </w:r>
-          </w:p>
-        </w:tc>
-        <w:tc>
-          <w:tcPr>
-            <w:tcW w:type="dxa" w:w="576"/>
-          </w:tcPr>
-          <w:p>
-            <w:pPr>
-              <w:jc w:val="center"/>
-            </w:pPr>
-            <w:r/>
-            <w:r>
-              <w:rPr>
-                <w:b w:val="0"/>
-                <w:sz w:val="17"/>
-              </w:rPr>
-              <w:t>X</w:t>
-            </w:r>
-          </w:p>
-        </w:tc>
-        <w:tc>
-          <w:tcPr>
-            <w:tcW w:type="dxa" w:w="576"/>
-          </w:tcPr>
-          <w:p>
-            <w:pPr>
-              <w:jc w:val="center"/>
-            </w:pPr>
-            <w:r/>
-            <w:r>
-              <w:rPr>
-                <w:b w:val="0"/>
-                <w:sz w:val="17"/>
-              </w:rPr>
-            </w:r>
-          </w:p>
-        </w:tc>
-        <w:tc>
-          <w:tcPr>
-            <w:tcW w:type="dxa" w:w="2880"/>
-          </w:tcPr>
-          <w:p>
-            <w:pPr>
-              <w:jc w:val="left"/>
-            </w:pPr>
-            <w:r/>
-            <w:r>
-              <w:rPr>
-                <w:b w:val="0"/>
-                <w:sz w:val="17"/>
-              </w:rPr>
-              <w:t>Cumplido</w:t>
-            </w:r>
-          </w:p>
-        </w:tc>
-      </w:tr>
-      <w:tr>
-        <w:tc>
-          <w:tcPr>
-            <w:tcW w:type="dxa" w:w="576"/>
-          </w:tcPr>
-          <w:p>
-            <w:pPr>
-              <w:jc w:val="center"/>
-            </w:pPr>
-            <w:r/>
-            <w:r>
-              <w:rPr>
-                <w:b w:val="0"/>
-                <w:sz w:val="17"/>
-              </w:rPr>
-              <w:t>9</w:t>
-            </w:r>
-          </w:p>
-        </w:tc>
-        <w:tc>
-          <w:tcPr>
-            <w:tcW w:type="dxa" w:w="3888"/>
-          </w:tcPr>
-          <w:p>
-            <w:pPr>
-              <w:jc w:val="left"/>
-            </w:pPr>
-            <w:r/>
-            <w:r>
-              <w:rPr>
-                <w:b w:val="0"/>
-                <w:sz w:val="17"/>
-              </w:rPr>
-              <w:t>Leyenda de planetas (educativo)</w:t>
-            </w:r>
-          </w:p>
-        </w:tc>
-        <w:tc>
-          <w:tcPr>
-            <w:tcW w:type="dxa" w:w="1440"/>
-          </w:tcPr>
-          <w:p>
-            <w:pPr>
-              <w:jc w:val="left"/>
-            </w:pPr>
-            <w:r/>
-            <w:r>
-              <w:rPr>
-                <w:b w:val="0"/>
-                <w:sz w:val="17"/>
-              </w:rPr>
-              <w:t>Gustavo</w:t>
-            </w:r>
-          </w:p>
-        </w:tc>
-        <w:tc>
-          <w:tcPr>
-            <w:tcW w:type="dxa" w:w="576"/>
-          </w:tcPr>
-          <w:p>
-            <w:pPr>
-              <w:jc w:val="center"/>
-            </w:pPr>
-            <w:r/>
-            <w:r>
-              <w:rPr>
-                <w:b w:val="0"/>
-                <w:sz w:val="17"/>
-              </w:rPr>
-            </w:r>
-          </w:p>
-        </w:tc>
-        <w:tc>
-          <w:tcPr>
-            <w:tcW w:type="dxa" w:w="576"/>
-          </w:tcPr>
-          <w:p>
-            <w:pPr>
-              <w:jc w:val="center"/>
-            </w:pPr>
-            <w:r/>
-            <w:r>
-              <w:rPr>
-                <w:b w:val="0"/>
-                <w:sz w:val="17"/>
-              </w:rPr>
-              <w:t>X</w:t>
-            </w:r>
-          </w:p>
-        </w:tc>
-        <w:tc>
-          <w:tcPr>
-            <w:tcW w:type="dxa" w:w="2880"/>
-          </w:tcPr>
-          <w:p>
-            <w:pPr>
-              <w:jc w:val="left"/>
-            </w:pPr>
-            <w:r/>
-            <w:r>
-              <w:rPr>
-                <w:b w:val="0"/>
-                <w:sz w:val="17"/>
-              </w:rPr>
-              <w:t>Cumplido</w:t>
-            </w:r>
-          </w:p>
-        </w:tc>
-      </w:tr>
-      <w:tr>
-        <w:tc>
-          <w:tcPr>
-            <w:tcW w:type="dxa" w:w="576"/>
-          </w:tcPr>
-          <w:p>
-            <w:pPr>
-              <w:jc w:val="center"/>
-            </w:pPr>
-            <w:r/>
-            <w:r>
-              <w:rPr>
-                <w:b w:val="0"/>
-                <w:sz w:val="17"/>
-              </w:rPr>
-              <w:t>10</w:t>
-            </w:r>
-          </w:p>
-        </w:tc>
-        <w:tc>
-          <w:tcPr>
-            <w:tcW w:type="dxa" w:w="3888"/>
-          </w:tcPr>
-          <w:p>
-            <w:pPr>
-              <w:jc w:val="left"/>
-            </w:pPr>
-            <w:r/>
-            <w:r>
-              <w:rPr>
-                <w:b w:val="0"/>
-                <w:sz w:val="17"/>
-              </w:rPr>
-              <w:t>Nivel 2: Galaxia del Khaos (figuras caóticas)</w:t>
-            </w:r>
-          </w:p>
-        </w:tc>
-        <w:tc>
-          <w:tcPr>
-            <w:tcW w:type="dxa" w:w="1440"/>
-          </w:tcPr>
-          <w:p>
-            <w:pPr>
-              <w:jc w:val="left"/>
-            </w:pPr>
-            <w:r/>
-            <w:r>
-              <w:rPr>
-                <w:b w:val="0"/>
-                <w:sz w:val="17"/>
-              </w:rPr>
-              <w:t>Mustafa</w:t>
-            </w:r>
-          </w:p>
-        </w:tc>
-        <w:tc>
-          <w:tcPr>
-            <w:tcW w:type="dxa" w:w="576"/>
-          </w:tcPr>
-          <w:p>
-            <w:pPr>
-              <w:jc w:val="center"/>
-            </w:pPr>
-            <w:r/>
-            <w:r>
-              <w:rPr>
-                <w:b w:val="0"/>
-                <w:sz w:val="17"/>
-              </w:rPr>
-              <w:t>X</w:t>
-            </w:r>
-          </w:p>
-        </w:tc>
-        <w:tc>
-          <w:tcPr>
-            <w:tcW w:type="dxa" w:w="576"/>
-          </w:tcPr>
-          <w:p>
-            <w:pPr>
-              <w:jc w:val="center"/>
-            </w:pPr>
-            <w:r/>
-            <w:r>
-              <w:rPr>
-                <w:b w:val="0"/>
-                <w:sz w:val="17"/>
-              </w:rPr>
-              <w:t>X</w:t>
-            </w:r>
-          </w:p>
-        </w:tc>
-        <w:tc>
-          <w:tcPr>
-            <w:tcW w:type="dxa" w:w="2880"/>
-          </w:tcPr>
-          <w:p>
-            <w:pPr>
-              <w:jc w:val="left"/>
-            </w:pPr>
-            <w:r/>
-            <w:r>
-              <w:rPr>
-                <w:b w:val="0"/>
-                <w:sz w:val="17"/>
-              </w:rPr>
-              <w:t>Cumplido — paleta neón</w:t>
-            </w:r>
-          </w:p>
-        </w:tc>
-      </w:tr>
-      <w:tr>
-        <w:tc>
-          <w:tcPr>
-            <w:tcW w:type="dxa" w:w="576"/>
-          </w:tcPr>
-          <w:p>
-            <w:pPr>
-              <w:jc w:val="center"/>
-            </w:pPr>
-            <w:r/>
-            <w:r>
-              <w:rPr>
-                <w:b w:val="0"/>
-                <w:sz w:val="17"/>
-              </w:rPr>
-              <w:t>11</w:t>
-            </w:r>
-          </w:p>
-        </w:tc>
-        <w:tc>
-          <w:tcPr>
-            <w:tcW w:type="dxa" w:w="3888"/>
-          </w:tcPr>
-          <w:p>
-            <w:pPr>
-              <w:jc w:val="left"/>
-            </w:pPr>
-            <w:r/>
-            <w:r>
-              <w:rPr>
-                <w:b w:val="0"/>
-                <w:sz w:val="17"/>
-              </w:rPr>
-              <w:t>Menú: Niveles, Instrucciones, Creadores, Salir</w:t>
-            </w:r>
-          </w:p>
-        </w:tc>
-        <w:tc>
-          <w:tcPr>
-            <w:tcW w:type="dxa" w:w="1440"/>
-          </w:tcPr>
-          <w:p>
-            <w:pPr>
-              <w:jc w:val="left"/>
-            </w:pPr>
-            <w:r/>
-            <w:r>
-              <w:rPr>
-                <w:b w:val="0"/>
-                <w:sz w:val="17"/>
-              </w:rPr>
-              <w:t>Biary</w:t>
-            </w:r>
-          </w:p>
-        </w:tc>
-        <w:tc>
-          <w:tcPr>
-            <w:tcW w:type="dxa" w:w="576"/>
-          </w:tcPr>
-          <w:p>
-            <w:pPr>
-              <w:jc w:val="center"/>
-            </w:pPr>
-            <w:r/>
-            <w:r>
-              <w:rPr>
-                <w:b w:val="0"/>
-                <w:sz w:val="17"/>
-              </w:rPr>
-              <w:t>X</w:t>
-            </w:r>
-          </w:p>
-        </w:tc>
-        <w:tc>
-          <w:tcPr>
-            <w:tcW w:type="dxa" w:w="576"/>
-          </w:tcPr>
-          <w:p>
-            <w:pPr>
-              <w:jc w:val="center"/>
-            </w:pPr>
-            <w:r/>
-            <w:r>
-              <w:rPr>
-                <w:b w:val="0"/>
-                <w:sz w:val="17"/>
-              </w:rPr>
-              <w:t>X</w:t>
-            </w:r>
-          </w:p>
-        </w:tc>
-        <w:tc>
-          <w:tcPr>
-            <w:tcW w:type="dxa" w:w="2880"/>
-          </w:tcPr>
-          <w:p>
-            <w:pPr>
-              <w:jc w:val="left"/>
-            </w:pPr>
-            <w:r/>
-            <w:r>
-              <w:rPr>
-                <w:b w:val="0"/>
-                <w:sz w:val="17"/>
-              </w:rPr>
-              <w:t>Cumplido</w:t>
-            </w:r>
-          </w:p>
-        </w:tc>
-      </w:tr>
-      <w:tr>
-        <w:tc>
-          <w:tcPr>
-            <w:tcW w:type="dxa" w:w="576"/>
-          </w:tcPr>
-          <w:p>
-            <w:pPr>
-              <w:jc w:val="center"/>
-            </w:pPr>
-            <w:r/>
-            <w:r>
-              <w:rPr>
-                <w:b w:val="0"/>
-                <w:sz w:val="17"/>
-              </w:rPr>
-              <w:t>12</w:t>
-            </w:r>
-          </w:p>
-        </w:tc>
-        <w:tc>
-          <w:tcPr>
-            <w:tcW w:type="dxa" w:w="3888"/>
-          </w:tcPr>
-          <w:p>
-            <w:pPr>
-              <w:jc w:val="left"/>
-            </w:pPr>
-            <w:r/>
-            <w:r>
-              <w:rPr>
-                <w:b w:val="0"/>
-                <w:sz w:val="17"/>
-              </w:rPr>
-              <w:t>Estación (B) y portal de salida (Lugar 2)</w:t>
-            </w:r>
-          </w:p>
-        </w:tc>
-        <w:tc>
-          <w:tcPr>
-            <w:tcW w:type="dxa" w:w="1440"/>
-          </w:tcPr>
-          <w:p>
-            <w:pPr>
-              <w:jc w:val="left"/>
-            </w:pPr>
-            <w:r/>
-            <w:r>
-              <w:rPr>
-                <w:b w:val="0"/>
-                <w:sz w:val="17"/>
-              </w:rPr>
-              <w:t>Biary</w:t>
-            </w:r>
-          </w:p>
-        </w:tc>
-        <w:tc>
-          <w:tcPr>
-            <w:tcW w:type="dxa" w:w="576"/>
-          </w:tcPr>
-          <w:p>
-            <w:pPr>
-              <w:jc w:val="center"/>
-            </w:pPr>
-            <w:r/>
-            <w:r>
-              <w:rPr>
-                <w:b w:val="0"/>
-                <w:sz w:val="17"/>
-              </w:rPr>
-              <w:t>X</w:t>
-            </w:r>
-          </w:p>
-        </w:tc>
-        <w:tc>
-          <w:tcPr>
-            <w:tcW w:type="dxa" w:w="576"/>
-          </w:tcPr>
-          <w:p>
-            <w:pPr>
-              <w:jc w:val="center"/>
-            </w:pPr>
-            <w:r/>
-            <w:r>
-              <w:rPr>
-                <w:b w:val="0"/>
-                <w:sz w:val="17"/>
-              </w:rPr>
-            </w:r>
-          </w:p>
-        </w:tc>
-        <w:tc>
-          <w:tcPr>
-            <w:tcW w:type="dxa" w:w="2880"/>
-          </w:tcPr>
-          <w:p>
-            <w:pPr>
-              <w:jc w:val="left"/>
-            </w:pPr>
-            <w:r/>
-            <w:r>
-              <w:rPr>
-                <w:b w:val="0"/>
-                <w:sz w:val="17"/>
-              </w:rPr>
-              <w:t>Cumplido</w:t>
-            </w:r>
-          </w:p>
-        </w:tc>
-      </w:tr>
-      <w:tr>
-        <w:tc>
-          <w:tcPr>
-            <w:tcW w:type="dxa" w:w="576"/>
-          </w:tcPr>
-          <w:p>
-            <w:pPr>
-              <w:jc w:val="center"/>
-            </w:pPr>
-            <w:r/>
-            <w:r>
-              <w:rPr>
-                <w:b w:val="0"/>
-                <w:sz w:val="17"/>
-              </w:rPr>
-              <w:t>13</w:t>
-            </w:r>
-          </w:p>
-        </w:tc>
-        <w:tc>
-          <w:tcPr>
-            <w:tcW w:type="dxa" w:w="3888"/>
-          </w:tcPr>
-          <w:p>
-            <w:pPr>
-              <w:jc w:val="left"/>
-            </w:pPr>
-            <w:r/>
-            <w:r>
-              <w:rPr>
-                <w:b w:val="0"/>
-                <w:sz w:val="17"/>
-              </w:rPr>
-              <w:t>Mensajes de éxito / derrota</w:t>
-            </w:r>
-          </w:p>
-        </w:tc>
-        <w:tc>
-          <w:tcPr>
-            <w:tcW w:type="dxa" w:w="1440"/>
-          </w:tcPr>
-          <w:p>
-            <w:pPr>
-              <w:jc w:val="left"/>
-            </w:pPr>
-            <w:r/>
-            <w:r>
-              <w:rPr>
-                <w:b w:val="0"/>
-                <w:sz w:val="17"/>
-              </w:rPr>
-              <w:t>Bryan</w:t>
-            </w:r>
-          </w:p>
-        </w:tc>
-        <w:tc>
-          <w:tcPr>
-            <w:tcW w:type="dxa" w:w="576"/>
-          </w:tcPr>
-          <w:p>
-            <w:pPr>
-              <w:jc w:val="center"/>
-            </w:pPr>
-            <w:r/>
-            <w:r>
-              <w:rPr>
-                <w:b w:val="0"/>
-                <w:sz w:val="17"/>
-              </w:rPr>
-            </w:r>
-          </w:p>
-        </w:tc>
-        <w:tc>
-          <w:tcPr>
-            <w:tcW w:type="dxa" w:w="576"/>
-          </w:tcPr>
-          <w:p>
-            <w:pPr>
-              <w:jc w:val="center"/>
-            </w:pPr>
-            <w:r/>
-            <w:r>
-              <w:rPr>
-                <w:b w:val="0"/>
-                <w:sz w:val="17"/>
-              </w:rPr>
-              <w:t>X</w:t>
-            </w:r>
-          </w:p>
-        </w:tc>
-        <w:tc>
-          <w:tcPr>
-            <w:tcW w:type="dxa" w:w="2880"/>
-          </w:tcPr>
-          <w:p>
-            <w:pPr>
-              <w:jc w:val="left"/>
-            </w:pPr>
-            <w:r/>
-            <w:r>
-              <w:rPr>
-                <w:b w:val="0"/>
-                <w:sz w:val="17"/>
-              </w:rPr>
-              <w:t>Cumplido</w:t>
-            </w:r>
-          </w:p>
-        </w:tc>
-      </w:tr>
-      <w:tr>
-        <w:tc>
-          <w:tcPr>
-            <w:tcW w:type="dxa" w:w="576"/>
-          </w:tcPr>
-          <w:p>
-            <w:pPr>
-              <w:jc w:val="center"/>
-            </w:pPr>
-            <w:r/>
-            <w:r>
-              <w:rPr>
-                <w:b w:val="0"/>
-                <w:sz w:val="17"/>
-              </w:rPr>
-              <w:t>14</w:t>
-            </w:r>
-          </w:p>
-        </w:tc>
-        <w:tc>
-          <w:tcPr>
-            <w:tcW w:type="dxa" w:w="3888"/>
-          </w:tcPr>
-          <w:p>
-            <w:pPr>
-              <w:jc w:val="left"/>
-            </w:pPr>
-            <w:r/>
-            <w:r>
-              <w:rPr>
-                <w:b w:val="0"/>
-                <w:sz w:val="17"/>
-              </w:rPr>
-              <w:t>Sonido por tonos (sin archivos)</w:t>
-            </w:r>
-          </w:p>
-        </w:tc>
-        <w:tc>
-          <w:tcPr>
-            <w:tcW w:type="dxa" w:w="1440"/>
-          </w:tcPr>
-          <w:p>
-            <w:pPr>
-              <w:jc w:val="left"/>
-            </w:pPr>
-            <w:r/>
-            <w:r>
-              <w:rPr>
-                <w:b w:val="0"/>
-                <w:sz w:val="17"/>
-              </w:rPr>
-              <w:t>Mustafa</w:t>
-            </w:r>
-          </w:p>
-        </w:tc>
-        <w:tc>
-          <w:tcPr>
-            <w:tcW w:type="dxa" w:w="576"/>
-          </w:tcPr>
-          <w:p>
-            <w:pPr>
-              <w:jc w:val="center"/>
-            </w:pPr>
-            <w:r/>
-            <w:r>
-              <w:rPr>
-                <w:b w:val="0"/>
-                <w:sz w:val="17"/>
-              </w:rPr>
-            </w:r>
-          </w:p>
-        </w:tc>
-        <w:tc>
-          <w:tcPr>
-            <w:tcW w:type="dxa" w:w="576"/>
-          </w:tcPr>
-          <w:p>
-            <w:pPr>
-              <w:jc w:val="center"/>
-            </w:pPr>
-            <w:r/>
-            <w:r>
-              <w:rPr>
-                <w:b w:val="0"/>
-                <w:sz w:val="17"/>
-              </w:rPr>
-              <w:t>X</w:t>
-            </w:r>
-          </w:p>
-        </w:tc>
-        <w:tc>
-          <w:tcPr>
-            <w:tcW w:type="dxa" w:w="2880"/>
-          </w:tcPr>
-          <w:p>
-            <w:pPr>
-              <w:jc w:val="left"/>
-            </w:pPr>
-            <w:r/>
-            <w:r>
-              <w:rPr>
-                <w:b w:val="0"/>
-                <w:sz w:val="17"/>
-              </w:rPr>
-              <w:t>Cumplido</w:t>
-            </w:r>
-          </w:p>
-        </w:tc>
-      </w:tr>
-      <w:tr>
-        <w:tc>
-          <w:tcPr>
-            <w:tcW w:type="dxa" w:w="576"/>
-          </w:tcPr>
-          <w:p>
-            <w:pPr>
-              <w:jc w:val="center"/>
-            </w:pPr>
-            <w:r/>
-            <w:r>
-              <w:rPr>
-                <w:b w:val="0"/>
-                <w:sz w:val="17"/>
-              </w:rPr>
-              <w:t>15</w:t>
-            </w:r>
-          </w:p>
-        </w:tc>
-        <w:tc>
-          <w:tcPr>
-            <w:tcW w:type="dxa" w:w="3888"/>
-          </w:tcPr>
-          <w:p>
-            <w:pPr>
-              <w:jc w:val="left"/>
-            </w:pPr>
-            <w:r/>
-            <w:r>
-              <w:rPr>
-                <w:b w:val="0"/>
-                <w:sz w:val="17"/>
-              </w:rPr>
-              <w:t>Fondo decorativo + carga de imágenes</w:t>
-            </w:r>
-          </w:p>
-        </w:tc>
-        <w:tc>
-          <w:tcPr>
-            <w:tcW w:type="dxa" w:w="1440"/>
-          </w:tcPr>
-          <w:p>
-            <w:pPr>
-              <w:jc w:val="left"/>
-            </w:pPr>
-            <w:r/>
-            <w:r>
-              <w:rPr>
-                <w:b w:val="0"/>
-                <w:sz w:val="17"/>
-              </w:rPr>
-              <w:t>Gustavo</w:t>
-            </w:r>
-          </w:p>
-        </w:tc>
-        <w:tc>
-          <w:tcPr>
-            <w:tcW w:type="dxa" w:w="576"/>
-          </w:tcPr>
-          <w:p>
-            <w:pPr>
-              <w:jc w:val="center"/>
-            </w:pPr>
-            <w:r/>
-            <w:r>
-              <w:rPr>
-                <w:b w:val="0"/>
-                <w:sz w:val="17"/>
-              </w:rPr>
-            </w:r>
-          </w:p>
-        </w:tc>
-        <w:tc>
-          <w:tcPr>
-            <w:tcW w:type="dxa" w:w="576"/>
-          </w:tcPr>
-          <w:p>
-            <w:pPr>
-              <w:jc w:val="center"/>
-            </w:pPr>
-            <w:r/>
-            <w:r>
-              <w:rPr>
-                <w:b w:val="0"/>
-                <w:sz w:val="17"/>
-              </w:rPr>
-              <w:t>X</w:t>
-            </w:r>
-          </w:p>
-        </w:tc>
-        <w:tc>
-          <w:tcPr>
-            <w:tcW w:type="dxa" w:w="2880"/>
-          </w:tcPr>
-          <w:p>
-            <w:pPr>
-              <w:jc w:val="left"/>
-            </w:pPr>
-            <w:r/>
-            <w:r>
-              <w:rPr>
-                <w:b w:val="0"/>
-                <w:sz w:val="17"/>
-              </w:rPr>
-              <w:t>Cumplido</w:t>
-            </w:r>
-          </w:p>
-        </w:tc>
-      </w:tr>
-      <w:tr>
-        <w:tc>
-          <w:tcPr>
-            <w:tcW w:type="dxa" w:w="576"/>
-          </w:tcPr>
-          <w:p>
-            <w:pPr>
-              <w:jc w:val="center"/>
-            </w:pPr>
-            <w:r/>
-            <w:r>
-              <w:rPr>
-                <w:b w:val="0"/>
-                <w:sz w:val="17"/>
-              </w:rPr>
-              <w:t>16</w:t>
-            </w:r>
-          </w:p>
-        </w:tc>
-        <w:tc>
-          <w:tcPr>
-            <w:tcW w:type="dxa" w:w="3888"/>
-          </w:tcPr>
-          <w:p>
-            <w:pPr>
-              <w:jc w:val="left"/>
-            </w:pPr>
-            <w:r/>
-            <w:r>
-              <w:rPr>
-                <w:b w:val="0"/>
-                <w:sz w:val="17"/>
-              </w:rPr>
-              <w:t>Corrección de codificación (/utf-8)</w:t>
-            </w:r>
-          </w:p>
-        </w:tc>
-        <w:tc>
-          <w:tcPr>
-            <w:tcW w:type="dxa" w:w="1440"/>
-          </w:tcPr>
-          <w:p>
-            <w:pPr>
-              <w:jc w:val="left"/>
-            </w:pPr>
-            <w:r/>
-            <w:r>
-              <w:rPr>
-                <w:b w:val="0"/>
-                <w:sz w:val="17"/>
-              </w:rPr>
-              <w:t>Lenin</w:t>
-            </w:r>
-          </w:p>
-        </w:tc>
-        <w:tc>
-          <w:tcPr>
-            <w:tcW w:type="dxa" w:w="576"/>
-          </w:tcPr>
-          <w:p>
-            <w:pPr>
-              <w:jc w:val="center"/>
-            </w:pPr>
-            <w:r/>
-            <w:r>
-              <w:rPr>
-                <w:b w:val="0"/>
-                <w:sz w:val="17"/>
-              </w:rPr>
-            </w:r>
-          </w:p>
-        </w:tc>
-        <w:tc>
-          <w:tcPr>
-            <w:tcW w:type="dxa" w:w="576"/>
-          </w:tcPr>
-          <w:p>
-            <w:pPr>
-              <w:jc w:val="center"/>
-            </w:pPr>
-            <w:r/>
-            <w:r>
-              <w:rPr>
-                <w:b w:val="0"/>
-                <w:sz w:val="17"/>
-              </w:rPr>
-              <w:t>X</w:t>
-            </w:r>
-          </w:p>
-        </w:tc>
-        <w:tc>
-          <w:tcPr>
-            <w:tcW w:type="dxa" w:w="2880"/>
-          </w:tcPr>
-          <w:p>
-            <w:pPr>
-              <w:jc w:val="left"/>
-            </w:pPr>
-            <w:r/>
-            <w:r>
-              <w:rPr>
-                <w:b w:val="0"/>
-                <w:sz w:val="17"/>
-              </w:rPr>
-              <w:t>Cumplido</w:t>
-            </w:r>
-          </w:p>
-        </w:tc>
-      </w:tr>
-      <w:tr>
-        <w:tc>
-          <w:tcPr>
-            <w:tcW w:type="dxa" w:w="576"/>
-          </w:tcPr>
-          <w:p>
-            <w:pPr>
-              <w:jc w:val="center"/>
-            </w:pPr>
-            <w:r/>
-            <w:r>
-              <w:rPr>
-                <w:b w:val="0"/>
-                <w:sz w:val="17"/>
-              </w:rPr>
-              <w:t>17</w:t>
-            </w:r>
-          </w:p>
-        </w:tc>
-        <w:tc>
-          <w:tcPr>
-            <w:tcW w:type="dxa" w:w="3888"/>
-          </w:tcPr>
-          <w:p>
-            <w:pPr>
-              <w:jc w:val="left"/>
-            </w:pPr>
-            <w:r/>
-            <w:r>
-              <w:rPr>
-                <w:b w:val="0"/>
-                <w:sz w:val="17"/>
-              </w:rPr>
-              <w:t>Diagrama UML final y documentación</w:t>
-            </w:r>
-          </w:p>
-        </w:tc>
-        <w:tc>
-          <w:tcPr>
-            <w:tcW w:type="dxa" w:w="1440"/>
-          </w:tcPr>
-          <w:p>
-            <w:pPr>
-              <w:jc w:val="left"/>
-            </w:pPr>
-            <w:r/>
-            <w:r>
-              <w:rPr>
-                <w:b w:val="0"/>
-                <w:sz w:val="17"/>
-              </w:rPr>
-              <w:t>Biary</w:t>
-            </w:r>
-          </w:p>
-        </w:tc>
-        <w:tc>
-          <w:tcPr>
-            <w:tcW w:type="dxa" w:w="576"/>
-          </w:tcPr>
-          <w:p>
-            <w:pPr>
-              <w:jc w:val="center"/>
-            </w:pPr>
-            <w:r/>
-            <w:r>
-              <w:rPr>
-                <w:b w:val="0"/>
-                <w:sz w:val="17"/>
-              </w:rPr>
-            </w:r>
-          </w:p>
-        </w:tc>
-        <w:tc>
-          <w:tcPr>
-            <w:tcW w:type="dxa" w:w="576"/>
-          </w:tcPr>
-          <w:p>
-            <w:pPr>
-              <w:jc w:val="center"/>
-            </w:pPr>
-            <w:r/>
-            <w:r>
-              <w:rPr>
-                <w:b w:val="0"/>
-                <w:sz w:val="17"/>
-              </w:rPr>
-              <w:t>X</w:t>
-            </w:r>
-          </w:p>
-        </w:tc>
-        <w:tc>
-          <w:tcPr>
-            <w:tcW w:type="dxa" w:w="2880"/>
-          </w:tcPr>
-          <w:p>
-            <w:pPr>
-              <w:jc w:val="left"/>
-            </w:pPr>
-            <w:r/>
-            <w:r>
-              <w:rPr>
-                <w:b w:val="0"/>
-                <w:sz w:val="17"/>
-              </w:rPr>
-              <w:t>Cumplido</w:t>
-            </w:r>
-          </w:p>
-        </w:tc>
-      </w:tr>
-      <w:tr>
-        <w:tc>
-          <w:tcPr>
-            <w:tcW w:type="dxa" w:w="576"/>
-          </w:tcPr>
-          <w:p>
-            <w:pPr>
-              <w:jc w:val="center"/>
-            </w:pPr>
-            <w:r/>
-            <w:r>
-              <w:rPr>
-                <w:b w:val="0"/>
-                <w:sz w:val="17"/>
-              </w:rPr>
-              <w:t>18</w:t>
-            </w:r>
-          </w:p>
-        </w:tc>
-        <w:tc>
-          <w:tcPr>
-            <w:tcW w:type="dxa" w:w="3888"/>
-          </w:tcPr>
-          <w:p>
-            <w:pPr>
-              <w:jc w:val="left"/>
-            </w:pPr>
-            <w:r/>
-            <w:r>
-              <w:rPr>
-                <w:b w:val="0"/>
-                <w:sz w:val="17"/>
-              </w:rPr>
-              <w:t>Pruebas integrales de ambos niveles</w:t>
-            </w:r>
-          </w:p>
-        </w:tc>
-        <w:tc>
-          <w:tcPr>
-            <w:tcW w:type="dxa" w:w="1440"/>
-          </w:tcPr>
-          <w:p>
-            <w:pPr>
-              <w:jc w:val="left"/>
-            </w:pPr>
-            <w:r/>
-            <w:r>
-              <w:rPr>
-                <w:b w:val="0"/>
-                <w:sz w:val="17"/>
-              </w:rPr>
-              <w:t>Todos</w:t>
-            </w:r>
-          </w:p>
-        </w:tc>
-        <w:tc>
-          <w:tcPr>
-            <w:tcW w:type="dxa" w:w="576"/>
-          </w:tcPr>
-          <w:p>
-            <w:pPr>
-              <w:jc w:val="center"/>
-            </w:pPr>
-            <w:r/>
-            <w:r>
-              <w:rPr>
-                <w:b w:val="0"/>
-                <w:sz w:val="17"/>
-              </w:rPr>
-            </w:r>
-          </w:p>
-        </w:tc>
-        <w:tc>
-          <w:tcPr>
-            <w:tcW w:type="dxa" w:w="576"/>
-          </w:tcPr>
-          <w:p>
-            <w:pPr>
-              <w:jc w:val="center"/>
-            </w:pPr>
-            <w:r/>
-            <w:r>
-              <w:rPr>
-                <w:b w:val="0"/>
-                <w:sz w:val="17"/>
-              </w:rPr>
-              <w:t>X</w:t>
-            </w:r>
-          </w:p>
-        </w:tc>
-        <w:tc>
-          <w:tcPr>
-            <w:tcW w:type="dxa" w:w="2880"/>
-          </w:tcPr>
-          <w:p>
-            <w:pPr>
-              <w:jc w:val="left"/>
-            </w:pPr>
-            <w:r/>
-            <w:r>
-              <w:rPr>
-                <w:b w:val="0"/>
-                <w:sz w:val="17"/>
-              </w:rPr>
-              <w:t>Cumplido — sin errores</w:t>
-            </w:r>
-          </w:p>
-        </w:tc>
-      </w:tr>
-      <w:tr>
-        <w:tc>
-          <w:tcPr>
-            <w:tcW w:type="dxa" w:w="576"/>
-          </w:tcPr>
-          <w:p>
-            <w:pPr>
-              <w:jc w:val="center"/>
-            </w:pPr>
-            <w:r/>
-            <w:r>
-              <w:rPr>
-                <w:b w:val="0"/>
-                <w:sz w:val="17"/>
-              </w:rPr>
-              <w:t>19</w:t>
-            </w:r>
-          </w:p>
-        </w:tc>
-        <w:tc>
-          <w:tcPr>
-            <w:tcW w:type="dxa" w:w="3888"/>
-          </w:tcPr>
-          <w:p>
-            <w:pPr>
-              <w:jc w:val="left"/>
-            </w:pPr>
-            <w:r/>
-            <w:r>
-              <w:rPr>
-                <w:b w:val="0"/>
-                <w:sz w:val="17"/>
-              </w:rPr>
-              <w:t>Video explicativo (5 min)</w:t>
-            </w:r>
-          </w:p>
-        </w:tc>
-        <w:tc>
-          <w:tcPr>
-            <w:tcW w:type="dxa" w:w="1440"/>
-          </w:tcPr>
-          <w:p>
-            <w:pPr>
-              <w:jc w:val="left"/>
-            </w:pPr>
-            <w:r/>
-            <w:r>
-              <w:rPr>
-                <w:b w:val="0"/>
-                <w:sz w:val="17"/>
-              </w:rPr>
-              <w:t>Todos</w:t>
-            </w:r>
-          </w:p>
-        </w:tc>
-        <w:tc>
-          <w:tcPr>
-            <w:tcW w:type="dxa" w:w="576"/>
-          </w:tcPr>
-          <w:p>
-            <w:pPr>
-              <w:jc w:val="center"/>
-            </w:pPr>
-            <w:r/>
-            <w:r>
-              <w:rPr>
-                <w:b w:val="0"/>
-                <w:sz w:val="17"/>
-              </w:rPr>
-            </w:r>
-          </w:p>
-        </w:tc>
-        <w:tc>
-          <w:tcPr>
-            <w:tcW w:type="dxa" w:w="576"/>
-          </w:tcPr>
-          <w:p>
-            <w:pPr>
-              <w:jc w:val="center"/>
-            </w:pPr>
-            <w:r/>
-            <w:r>
-              <w:rPr>
-                <w:b w:val="0"/>
-                <w:sz w:val="17"/>
-              </w:rPr>
-              <w:t>X</w:t>
-            </w:r>
-          </w:p>
-        </w:tc>
-        <w:tc>
-          <w:tcPr>
-            <w:tcW w:type="dxa" w:w="2880"/>
-          </w:tcPr>
-          <w:p>
-            <w:pPr>
-              <w:jc w:val="left"/>
-            </w:pPr>
-            <w:r/>
-            <w:r>
-              <w:rPr>
-                <w:b w:val="0"/>
-                <w:sz w:val="17"/>
-              </w:rPr>
-              <w:t>Pendiente de grabar</w:t>
+              <w:t>CUMPLIDO</w:t>
             </w:r>
           </w:p>
         </w:tc>
       </w:tr>
     </w:tbl>
+    <w:p/>
     <w:p>
-      <w:pPr>
-        <w:pStyle w:val="Heading1"/>
-      </w:pPr>
-      <w:r>
-        <w:t>Distribución de responsabilidades principales</w:t>
-      </w:r>
-    </w:p>
-    <w:p>
-      <w:pPr>
-        <w:pStyle w:val="ListBullet"/>
-      </w:pPr>
       <w:r>
         <w:rPr>
           <w:b/>
         </w:rPr>
-        <w:t xml:space="preserve">Bryan Cordova: </w:t>
+        <w:t xml:space="preserve">Nota: </w:t>
       </w:r>
       <w:r>
-        <w:t>clase controladora Juego, colisiones y mensajes.</w:t>
-      </w:r>
-    </w:p>
-    <w:p>
-      <w:pPr>
-        <w:pStyle w:val="ListBullet"/>
-      </w:pPr>
-      <w:r>
-        <w:rPr>
-          <w:b/>
-        </w:rPr>
-        <w:t xml:space="preserve">Lenin Palomino: </w:t>
-      </w:r>
-      <w:r>
-        <w:t>POO (jerarquía), nave y planetas con rotación/traslación.</w:t>
-      </w:r>
-    </w:p>
-    <w:p>
-      <w:pPr>
-        <w:pStyle w:val="ListBullet"/>
-      </w:pPr>
-      <w:r>
-        <w:rPr>
-          <w:b/>
-        </w:rPr>
-        <w:t xml:space="preserve">Gustavo Arimana: </w:t>
-      </w:r>
-      <w:r>
-        <w:t>panel de control, leyenda educativa y fondos.</w:t>
-      </w:r>
-    </w:p>
-    <w:p>
-      <w:pPr>
-        <w:pStyle w:val="ListBullet"/>
-      </w:pPr>
-      <w:r>
-        <w:rPr>
-          <w:b/>
-        </w:rPr>
-        <w:t xml:space="preserve">Mustafa Altuntas: </w:t>
-      </w:r>
-      <w:r>
-        <w:t>obstáculos, física caótica del Nivel 2 y sonido.</w:t>
-      </w:r>
-    </w:p>
-    <w:p>
-      <w:pPr>
-        <w:pStyle w:val="ListBullet"/>
-      </w:pPr>
-      <w:r>
-        <w:rPr>
-          <w:b/>
-        </w:rPr>
-        <w:t xml:space="preserve">Biary Tineo: </w:t>
-      </w:r>
-      <w:r>
-        <w:t>menú, instrucciones, estación/portal, UML y documentación.</w:t>
+        <w:t>el desarrollo del juego (Nivel 1 y Nivel 2) fue trabajo de todo el equipo, liderado por Gustavo. Cada integrante se encargo ademas de un entregable especifico.</w:t>
       </w:r>
     </w:p>
     <w:sectPr>
       <w:pgSz w:w="12240" w:h="15840"/>
-      <w:pgMar w:top="1440" w:right="1008" w:bottom="1440" w:left="1008" w:header="720" w:footer="720" w:gutter="0"/>
+      <w:pgMar w:top="1008" w:right="1008" w:bottom="1440" w:left="1008" w:header="720" w:footer="720" w:gutter="0"/>
       <w:cols w:space="720"/>
       <w:docGrid w:linePitch="360"/>
     </w:sectPr>
@@ -2693,6 +1328,10 @@
     <w:name w:val="Normal"/>
     <w:qFormat/>
     <w:rsid w:val="00FC693F"/>
+    <w:rPr>
+      <w:rFonts w:ascii="Arial" w:hAnsi="Arial" w:cs="Arial"/>
+      <w:sz w:val="22"/>
+    </w:rPr>
   </w:style>
   <w:style w:type="paragraph" w:styleId="Header">
     <w:name w:val="header"/>

--- a/PoliNavis/Entregables/Plan_de_Actividades.docx
+++ b/PoliNavis/Entregables/Plan_de_Actividades.docx
@@ -8,7 +8,6 @@
       </w:pPr>
       <w:r>
         <w:rPr>
-          <w:rFonts w:ascii="Arial" w:hAnsi="Arial"/>
           <w:b/>
           <w:sz w:val="30"/>
         </w:rPr>
@@ -32,14 +31,10 @@
       <w:r>
         <w:rPr>
           <w:b/>
-          <w:sz w:val="22"/>
         </w:rPr>
         <w:t xml:space="preserve">Curso: </w:t>
       </w:r>
       <w:r>
-        <w:rPr>
-          <w:sz w:val="22"/>
-        </w:rPr>
         <w:t>Algoritmos de Programacion (1ACC0265)</w:t>
       </w:r>
     </w:p>
@@ -47,14 +42,10 @@
       <w:r>
         <w:rPr>
           <w:b/>
-          <w:sz w:val="22"/>
         </w:rPr>
         <w:t xml:space="preserve">Proyecto: </w:t>
       </w:r>
       <w:r>
-        <w:rPr>
-          <w:sz w:val="22"/>
-        </w:rPr>
         <w:t>PoliNavis: Viaje Interestelar</w:t>
       </w:r>
     </w:p>
@@ -948,11 +939,79 @@
       <w:r>
         <w:rPr>
           <w:b/>
+          <w:sz w:val="24"/>
         </w:rPr>
-        <w:t xml:space="preserve">Nota: </w:t>
+        <w:t>Distribucion de responsabilidades</w:t>
+      </w:r>
+    </w:p>
+    <w:p>
+      <w:pPr>
+        <w:pStyle w:val="ListBullet"/>
+      </w:pPr>
+      <w:r>
+        <w:rPr>
+          <w:b/>
+        </w:rPr>
+        <w:t xml:space="preserve">Gustavo Arimana: </w:t>
       </w:r>
       <w:r>
-        <w:t>el desarrollo del juego (Nivel 1 y Nivel 2) fue trabajo de todo el equipo, liderado por Gustavo. Cada integrante se encargo ademas de un entregable especifico.</w:t>
+        <w:t>Nivel 1 - desarrollo del juego (avance), junto con todo el equipo.</w:t>
+      </w:r>
+    </w:p>
+    <w:p>
+      <w:pPr>
+        <w:pStyle w:val="ListBullet"/>
+      </w:pPr>
+      <w:r>
+        <w:rPr>
+          <w:b/>
+        </w:rPr>
+        <w:t xml:space="preserve">Bryan Cordova: </w:t>
+      </w:r>
+      <w:r>
+        <w:t>Instrucciones.</w:t>
+      </w:r>
+    </w:p>
+    <w:p>
+      <w:pPr>
+        <w:pStyle w:val="ListBullet"/>
+      </w:pPr>
+      <w:r>
+        <w:rPr>
+          <w:b/>
+        </w:rPr>
+        <w:t xml:space="preserve">Lenin Palomino: </w:t>
+      </w:r>
+      <w:r>
+        <w:t>Creditos.</w:t>
+      </w:r>
+    </w:p>
+    <w:p>
+      <w:pPr>
+        <w:pStyle w:val="ListBullet"/>
+      </w:pPr>
+      <w:r>
+        <w:rPr>
+          <w:b/>
+        </w:rPr>
+        <w:t xml:space="preserve">Biary Tineo: </w:t>
+      </w:r>
+      <w:r>
+        <w:t>Plan de actividades.</w:t>
+      </w:r>
+    </w:p>
+    <w:p>
+      <w:pPr>
+        <w:pStyle w:val="ListBullet"/>
+      </w:pPr>
+      <w:r>
+        <w:rPr>
+          <w:b/>
+        </w:rPr>
+        <w:t xml:space="preserve">Mustafa Altuntas: </w:t>
+      </w:r>
+      <w:r>
+        <w:t>UML (diagrama de clases).</w:t>
       </w:r>
     </w:p>
     <w:sectPr>
